--- a/packages/imprenta/test/fixtures/prueba.docx
+++ b/packages/imprenta/test/fixtures/prueba.docx
@@ -39,7 +39,7 @@
         <w:pStyle w:val="Cita"/>
       </w:pPr>
       <w:r>
-        <w:t xml:space="preserve">La visibilidad es una trampa.</w:t>
+        <w:t xml:space="preserve">The essence of it consists, then, in the centrality of the inspector’s situation, combined with the wellknown and most effectual contrivances for seeing without being seen.</w:t>
       </w:r>
     </w:p>
     <w:p>
@@ -63,7 +63,7 @@
   <w:footnote w:id="1">
     <w:p>
       <w:r>
-        <w:t>Foucault, Vigilar y castigar, p. 23.</w:t>
+        <w:t>Bentham, Panopticon, carta V.</w:t>
       </w:r>
     </w:p>
   </w:footnote>
